--- a/src/lib/dsa-builder/fixtures/sample-england-academy.generated.docx
+++ b/src/lib/dsa-builder/fixtures/sample-england-academy.generated.docx
@@ -4,6 +4,51 @@
   <w:body>
     <w:p>
       <w:pPr>
+        <w:spacing w:after="240"/>
+        <w:jc w:val="center"/>
+      </w:pPr>
+      <w:r>
+        <w:rPr>
+          <w:noProof/>
+        </w:rPr>
+        <w:drawing>
+          <wp:inline xmlns:wp="http://schemas.openxmlformats.org/drawingml/2006/wordprocessingDrawing" distT="0" distB="0" distL="0" distR="0">
+            <wp:extent cx="2667000" cy="790575"/>
+            <wp:docPr id="100" name="MCR Pathways logo"/>
+            <wp:cNvGraphicFramePr>
+              <a:graphicFrameLocks xmlns:a="http://schemas.openxmlformats.org/drawingml/2006/main" noChangeAspect="1"/>
+            </wp:cNvGraphicFramePr>
+            <a:graphic xmlns:a="http://schemas.openxmlformats.org/drawingml/2006/main">
+              <a:graphicData uri="http://schemas.openxmlformats.org/drawingml/2006/picture">
+                <pic:pic xmlns:pic="http://schemas.openxmlformats.org/drawingml/2006/picture">
+                  <pic:nvPicPr>
+                    <pic:cNvPr id="100" name="MCR Pathways logo"/>
+                    <pic:cNvPicPr/>
+                  </pic:nvPicPr>
+                  <pic:blipFill>
+                    <a:blip xmlns:r="http://schemas.openxmlformats.org/officeDocument/2006/relationships" r:embed="rIdMCRLogo"/>
+                    <a:stretch>
+                      <a:fillRect/>
+                    </a:stretch>
+                  </pic:blipFill>
+                  <pic:spPr>
+                    <a:xfrm>
+                      <a:off x="0" y="0"/>
+                      <a:ext cx="2667000" cy="790575"/>
+                    </a:xfrm>
+                    <a:prstGeom prst="rect">
+                      <a:avLst/>
+                    </a:prstGeom>
+                  </pic:spPr>
+                </pic:pic>
+              </a:graphicData>
+            </a:graphic>
+          </wp:inline>
+        </w:drawing>
+      </w:r>
+    </w:p>
+    <w:p>
+      <w:pPr>
         <w:spacing w:after="200"/>
         <w:jc w:val="center"/>
       </w:pPr>
@@ -2255,7 +2300,7 @@
           <w:sz w:val="22"/>
           <w:szCs w:val="22"/>
         </w:rPr>
-        <w:t xml:space="preserve">In the event that the Parties are unable to resolve the dispute amicably within a period of twenty (20) Business Days from date on which the dispute or difference was escalated in terms of Clause 7.2, the matter may be referred to a mutually agreed mediator. If the identity of the mediator cannot be agreed, a mediator shall be chosen by the Dean of the Royal Faculty of Procurators in Glasgow or the equivalent office holder in the local authority area.</w:t>
+        <w:t xml:space="preserve">In the event that the Parties are unable to resolve the dispute amicably within a period of twenty (20) Business Days from date on which the dispute or difference was escalated in terms of Clause 7.2, the matter may be referred to a mutually agreed mediator. If the identity of the mediator cannot be agreed, a mediator shall be appointed by the Centre for Effective Dispute Resolution (CEDR) on the application of either Party.</w:t>
       </w:r>
     </w:p>
     <w:p>
@@ -2755,7 +2800,7 @@
           <w:sz w:val="22"/>
           <w:szCs w:val="22"/>
         </w:rPr>
-        <w:t xml:space="preserve">This Agreement and any dispute or claim arising out of or in connection with it or its subject matter or formation (including non-contractual disputes or claims) (a “Dispute”) shall, in all respects, be governed by and construed in accordance with the law of Scotland. Subject to Clause 7 (Dispute Resolution), the Parties agree that the Scottish Courts shall have exclusive jurisdiction in relation to any Dispute.</w:t>
+        <w:t xml:space="preserve">This Agreement and any dispute or claim arising out of or in connection with it or its subject matter or formation (including non-contractual disputes or claims) (a “Dispute”) shall, in all respects, be governed by and construed in accordance with the law of England and Wales. Subject to Clause 7 (Dispute Resolution), the Parties agree that the Courts of England and Wales shall have exclusive jurisdiction in relation to any Dispute.</w:t>
       </w:r>
     </w:p>
     <w:p>

--- a/src/lib/dsa-builder/fixtures/sample-england-academy.generated.docx
+++ b/src/lib/dsa-builder/fixtures/sample-england-academy.generated.docx
@@ -2300,7 +2300,7 @@
           <w:sz w:val="22"/>
           <w:szCs w:val="22"/>
         </w:rPr>
-        <w:t xml:space="preserve">In the event that the Parties are unable to resolve the dispute amicably within a period of twenty (20) Business Days from date on which the dispute or difference was escalated in terms of Clause 7.2, the matter may be referred to a mutually agreed mediator. If the identity of the mediator cannot be agreed, a mediator shall be appointed by the Centre for Effective Dispute Resolution (CEDR) on the application of either Party.</w:t>
+        <w:t xml:space="preserve">In the event that the Parties are unable to resolve the dispute amicably within a period of twenty (20) Business Days from date on which the dispute or difference was escalated in terms of Clause 7.2, the matter may be referred to a mutually agreed mediator. If the identity of the mediator cannot be agreed, a mediator shall be chosen by the Dean of the Royal Faculty of Procurators in Glasgow or the equivalent office holder in the local authority area.</w:t>
       </w:r>
     </w:p>
     <w:p>
@@ -2800,7 +2800,7 @@
           <w:sz w:val="22"/>
           <w:szCs w:val="22"/>
         </w:rPr>
-        <w:t xml:space="preserve">This Agreement and any dispute or claim arising out of or in connection with it or its subject matter or formation (including non-contractual disputes or claims) (a “Dispute”) shall, in all respects, be governed by and construed in accordance with the law of England and Wales. Subject to Clause 7 (Dispute Resolution), the Parties agree that the Courts of England and Wales shall have exclusive jurisdiction in relation to any Dispute.</w:t>
+        <w:t xml:space="preserve">This Agreement and any dispute or claim arising out of or in connection with it or its subject matter or formation (including non-contractual disputes or claims) (a “Dispute”) shall, in all respects, be governed by and construed in accordance with the law of Scotland. Subject to Clause 7 (Dispute Resolution), the Parties agree that the Scottish Courts shall have exclusive jurisdiction in relation to any Dispute.</w:t>
       </w:r>
     </w:p>
     <w:p>
